--- a/exam_generator/南一國中英語七上L1單字_10題_練習卷/南一國中英語七上L1單字_10題_解析.docx
+++ b/exam_generator/南一國中英語七上L1單字_10題_練習卷/南一國中英語七上L1單字_10題_解析.docx
@@ -86,12 +86,10 @@
 <w:styles xmlns:w="http://schemas.openxmlformats.org/wordprocessingml/2006/main">
   <w:docDefaults>
     <w:rPrDefault>
-      <w:rPr>
-        <w:rFonts w:ascii="Microsoft JhengHei" w:eastAsia="微軟正黑體" w:hAnsi="Microsoft JhengHei"/>
-        <w:sz w:val="32"/>
-        <w:szCs w:val="32"/>
-        <w:lang w:val="zh-TW"/>
-      </w:rPr>
+      <w:rFonts w:ascii="Microsoft JhengHei" w:eastAsia="微軟正黑體" w:hAnsi="Microsoft JhengHei"/>
+      <w:sz w:val="32"/>
+      <w:szCs w:val="32"/>
+      <w:lang w:val="zh-TW"/>
     </w:rPrDefault>
   </w:docDefaults>
 </w:styles>
